--- a/docs/tablas/tabla_socdem.docx
+++ b/docs/tablas/tabla_socdem.docx
@@ -2332,7 +2332,7 @@
                 <w:sz w:val="20"/>
                 <w:b w:val="true"/>
               </w:rPr>
-              <w:t xml:space="default">id_chile</w:t>
+              <w:t xml:space="default">Identificación con Chile</w:t>
             </w:r>
           </w:p>
         </w:tc>
@@ -3083,758 +3083,7 @@
                 <w:sz w:val="20"/>
                 <w:b w:val="true"/>
               </w:rPr>
-              <w:t xml:space="default">id_indi</w:t>
-            </w:r>
-          </w:p>
-        </w:tc>
-        <w:tc>
-          <w:tcPr>
-            <w:tcBorders>
-              <w:top w:val="single" w:space="0" w:color="89D3FE"/>
-              <w:bottom w:val="single" w:space="0" w:color="89D3FE"/>
-              <w:start w:val="single" w:space="0" w:color="89D3FE"/>
-              <w:end w:val="single" w:space="0" w:color="89D3FE"/>
-            </w:tcBorders>
-          </w:tcPr>
-          <w:p>
-            <w:pPr>
-              <w:spacing w:before="0" w:after="60"/>
-              <w:keepNext/>
-              <w:jc w:val="center"/>
-            </w:pPr>
-            <w:r>
-              <w:rPr>
-                <w:rFonts w:ascii="Calibri" w:hAnsi="Calibri"/>
-                <w:sz w:val="20"/>
-              </w:rPr>
-              <w:t xml:space="default"/>
-            </w:r>
-          </w:p>
-        </w:tc>
-        <w:tc>
-          <w:tcPr>
-            <w:tcBorders>
-              <w:top w:val="single" w:space="0" w:color="89D3FE"/>
-              <w:bottom w:val="single" w:space="0" w:color="89D3FE"/>
-              <w:start w:val="single" w:space="0" w:color="89D3FE"/>
-              <w:end w:val="single" w:space="0" w:color="89D3FE"/>
-            </w:tcBorders>
-          </w:tcPr>
-          <w:p>
-            <w:pPr>
-              <w:spacing w:before="0" w:after="60"/>
-              <w:keepNext/>
-              <w:jc w:val="center"/>
-            </w:pPr>
-            <w:r>
-              <w:rPr>
-                <w:rFonts w:ascii="Calibri" w:hAnsi="Calibri"/>
-                <w:sz w:val="20"/>
-              </w:rPr>
-              <w:t xml:space="default"/>
-            </w:r>
-          </w:p>
-        </w:tc>
-        <w:tc>
-          <w:tcPr>
-            <w:tcBorders>
-              <w:top w:val="single" w:space="0" w:color="89D3FE"/>
-              <w:bottom w:val="single" w:space="0" w:color="89D3FE"/>
-              <w:start w:val="single" w:space="0" w:color="89D3FE"/>
-              <w:end w:val="single" w:space="0" w:color="89D3FE"/>
-            </w:tcBorders>
-          </w:tcPr>
-          <w:p>
-            <w:pPr>
-              <w:spacing w:before="0" w:after="60"/>
-              <w:keepNext/>
-              <w:jc w:val="center"/>
-            </w:pPr>
-            <w:r>
-              <w:rPr>
-                <w:rFonts w:ascii="Calibri" w:hAnsi="Calibri"/>
-                <w:sz w:val="20"/>
-              </w:rPr>
-              <w:t xml:space="default"/>
-            </w:r>
-          </w:p>
-        </w:tc>
-        <w:tc>
-          <w:tcPr>
-            <w:tcBorders>
-              <w:top w:val="single" w:space="0" w:color="89D3FE"/>
-              <w:bottom w:val="single" w:space="0" w:color="89D3FE"/>
-              <w:start w:val="single" w:space="0" w:color="89D3FE"/>
-              <w:end w:val="single" w:space="0" w:color="89D3FE"/>
-            </w:tcBorders>
-          </w:tcPr>
-          <w:p>
-            <w:pPr>
-              <w:spacing w:before="0" w:after="60"/>
-              <w:keepNext/>
-              <w:jc w:val="center"/>
-            </w:pPr>
-            <w:r>
-              <w:rPr>
-                <w:rFonts w:ascii="Calibri" w:hAnsi="Calibri"/>
-                <w:sz w:val="20"/>
-              </w:rPr>
-              <w:t xml:space="default">&lt;0.001</w:t>
-            </w:r>
-          </w:p>
-        </w:tc>
-      </w:tr>
-      <w:tr>
-        <w:trPr>
-          <w:cantSplit/>
-        </w:trPr>
-        <w:tc>
-          <w:tcPr>
-            <w:tcBorders>
-              <w:top w:val="single" w:space="0" w:color="89D3FE"/>
-              <w:bottom w:val="single" w:space="0" w:color="89D3FE"/>
-              <w:start w:val="single" w:space="0" w:color="89D3FE"/>
-              <w:end w:val="single" w:space="0" w:color="89D3FE"/>
-            </w:tcBorders>
-          </w:tcPr>
-          <w:p>
-            <w:pPr>
-              <w:spacing w:before="0" w:after="60"/>
-              <w:keepNext/>
-              <w:jc w:val="start"/>
-            </w:pPr>
-            <w:r>
-              <w:rPr>
-                <w:rFonts w:ascii="Calibri" w:hAnsi="Calibri"/>
-                <w:sz w:val="20"/>
-              </w:rPr>
-              <w:t xml:space="default">    1</w:t>
-            </w:r>
-          </w:p>
-        </w:tc>
-        <w:tc>
-          <w:tcPr>
-            <w:tcBorders>
-              <w:top w:val="single" w:space="0" w:color="89D3FE"/>
-              <w:bottom w:val="single" w:space="0" w:color="89D3FE"/>
-              <w:start w:val="single" w:space="0" w:color="89D3FE"/>
-              <w:end w:val="single" w:space="0" w:color="89D3FE"/>
-            </w:tcBorders>
-          </w:tcPr>
-          <w:p>
-            <w:pPr>
-              <w:spacing w:before="0" w:after="60"/>
-              <w:keepNext/>
-              <w:jc w:val="center"/>
-            </w:pPr>
-            <w:r>
-              <w:rPr>
-                <w:rFonts w:ascii="Calibri" w:hAnsi="Calibri"/>
-                <w:sz w:val="20"/>
-              </w:rPr>
-              <w:t xml:space="default">260 (17%)</w:t>
-            </w:r>
-          </w:p>
-        </w:tc>
-        <w:tc>
-          <w:tcPr>
-            <w:tcBorders>
-              <w:top w:val="single" w:space="0" w:color="89D3FE"/>
-              <w:bottom w:val="single" w:space="0" w:color="89D3FE"/>
-              <w:start w:val="single" w:space="0" w:color="89D3FE"/>
-              <w:end w:val="single" w:space="0" w:color="89D3FE"/>
-            </w:tcBorders>
-          </w:tcPr>
-          <w:p>
-            <w:pPr>
-              <w:spacing w:before="0" w:after="60"/>
-              <w:keepNext/>
-              <w:jc w:val="center"/>
-            </w:pPr>
-            <w:r>
-              <w:rPr>
-                <w:rFonts w:ascii="Calibri" w:hAnsi="Calibri"/>
-                <w:sz w:val="20"/>
-              </w:rPr>
-              <w:t xml:space="default">223 (31%)</w:t>
-            </w:r>
-          </w:p>
-        </w:tc>
-        <w:tc>
-          <w:tcPr>
-            <w:tcBorders>
-              <w:top w:val="single" w:space="0" w:color="89D3FE"/>
-              <w:bottom w:val="single" w:space="0" w:color="89D3FE"/>
-              <w:start w:val="single" w:space="0" w:color="89D3FE"/>
-              <w:end w:val="single" w:space="0" w:color="89D3FE"/>
-            </w:tcBorders>
-          </w:tcPr>
-          <w:p>
-            <w:pPr>
-              <w:spacing w:before="0" w:after="60"/>
-              <w:keepNext/>
-              <w:jc w:val="center"/>
-            </w:pPr>
-            <w:r>
-              <w:rPr>
-                <w:rFonts w:ascii="Calibri" w:hAnsi="Calibri"/>
-                <w:sz w:val="20"/>
-              </w:rPr>
-              <w:t xml:space="default">37 (4.4%)</w:t>
-            </w:r>
-          </w:p>
-        </w:tc>
-        <w:tc>
-          <w:tcPr>
-            <w:tcBorders>
-              <w:top w:val="single" w:space="0" w:color="89D3FE"/>
-              <w:bottom w:val="single" w:space="0" w:color="89D3FE"/>
-              <w:start w:val="single" w:space="0" w:color="89D3FE"/>
-              <w:end w:val="single" w:space="0" w:color="89D3FE"/>
-            </w:tcBorders>
-          </w:tcPr>
-          <w:p>
-            <w:pPr>
-              <w:spacing w:before="0" w:after="60"/>
-              <w:keepNext/>
-              <w:jc w:val="center"/>
-            </w:pPr>
-            <w:r>
-              <w:rPr>
-                <w:rFonts w:ascii="Calibri" w:hAnsi="Calibri"/>
-                <w:sz w:val="20"/>
-              </w:rPr>
-              <w:t xml:space="default"/>
-            </w:r>
-          </w:p>
-        </w:tc>
-      </w:tr>
-      <w:tr>
-        <w:trPr>
-          <w:cantSplit/>
-        </w:trPr>
-        <w:tc>
-          <w:tcPr>
-            <w:tcBorders>
-              <w:top w:val="single" w:space="0" w:color="89D3FE"/>
-              <w:bottom w:val="single" w:space="0" w:color="89D3FE"/>
-              <w:start w:val="single" w:space="0" w:color="89D3FE"/>
-              <w:end w:val="single" w:space="0" w:color="89D3FE"/>
-            </w:tcBorders>
-          </w:tcPr>
-          <w:p>
-            <w:pPr>
-              <w:spacing w:before="0" w:after="60"/>
-              <w:keepNext/>
-              <w:jc w:val="start"/>
-            </w:pPr>
-            <w:r>
-              <w:rPr>
-                <w:rFonts w:ascii="Calibri" w:hAnsi="Calibri"/>
-                <w:sz w:val="20"/>
-              </w:rPr>
-              <w:t xml:space="default">    2</w:t>
-            </w:r>
-          </w:p>
-        </w:tc>
-        <w:tc>
-          <w:tcPr>
-            <w:tcBorders>
-              <w:top w:val="single" w:space="0" w:color="89D3FE"/>
-              <w:bottom w:val="single" w:space="0" w:color="89D3FE"/>
-              <w:start w:val="single" w:space="0" w:color="89D3FE"/>
-              <w:end w:val="single" w:space="0" w:color="89D3FE"/>
-            </w:tcBorders>
-          </w:tcPr>
-          <w:p>
-            <w:pPr>
-              <w:spacing w:before="0" w:after="60"/>
-              <w:keepNext/>
-              <w:jc w:val="center"/>
-            </w:pPr>
-            <w:r>
-              <w:rPr>
-                <w:rFonts w:ascii="Calibri" w:hAnsi="Calibri"/>
-                <w:sz w:val="20"/>
-              </w:rPr>
-              <w:t xml:space="default">232 (15%)</w:t>
-            </w:r>
-          </w:p>
-        </w:tc>
-        <w:tc>
-          <w:tcPr>
-            <w:tcBorders>
-              <w:top w:val="single" w:space="0" w:color="89D3FE"/>
-              <w:bottom w:val="single" w:space="0" w:color="89D3FE"/>
-              <w:start w:val="single" w:space="0" w:color="89D3FE"/>
-              <w:end w:val="single" w:space="0" w:color="89D3FE"/>
-            </w:tcBorders>
-          </w:tcPr>
-          <w:p>
-            <w:pPr>
-              <w:spacing w:before="0" w:after="60"/>
-              <w:keepNext/>
-              <w:jc w:val="center"/>
-            </w:pPr>
-            <w:r>
-              <w:rPr>
-                <w:rFonts w:ascii="Calibri" w:hAnsi="Calibri"/>
-                <w:sz w:val="20"/>
-              </w:rPr>
-              <w:t xml:space="default">154 (21%)</w:t>
-            </w:r>
-          </w:p>
-        </w:tc>
-        <w:tc>
-          <w:tcPr>
-            <w:tcBorders>
-              <w:top w:val="single" w:space="0" w:color="89D3FE"/>
-              <w:bottom w:val="single" w:space="0" w:color="89D3FE"/>
-              <w:start w:val="single" w:space="0" w:color="89D3FE"/>
-              <w:end w:val="single" w:space="0" w:color="89D3FE"/>
-            </w:tcBorders>
-          </w:tcPr>
-          <w:p>
-            <w:pPr>
-              <w:spacing w:before="0" w:after="60"/>
-              <w:keepNext/>
-              <w:jc w:val="center"/>
-            </w:pPr>
-            <w:r>
-              <w:rPr>
-                <w:rFonts w:ascii="Calibri" w:hAnsi="Calibri"/>
-                <w:sz w:val="20"/>
-              </w:rPr>
-              <w:t xml:space="default">78 (9.3%)</w:t>
-            </w:r>
-          </w:p>
-        </w:tc>
-        <w:tc>
-          <w:tcPr>
-            <w:tcBorders>
-              <w:top w:val="single" w:space="0" w:color="89D3FE"/>
-              <w:bottom w:val="single" w:space="0" w:color="89D3FE"/>
-              <w:start w:val="single" w:space="0" w:color="89D3FE"/>
-              <w:end w:val="single" w:space="0" w:color="89D3FE"/>
-            </w:tcBorders>
-          </w:tcPr>
-          <w:p>
-            <w:pPr>
-              <w:spacing w:before="0" w:after="60"/>
-              <w:keepNext/>
-              <w:jc w:val="center"/>
-            </w:pPr>
-            <w:r>
-              <w:rPr>
-                <w:rFonts w:ascii="Calibri" w:hAnsi="Calibri"/>
-                <w:sz w:val="20"/>
-              </w:rPr>
-              <w:t xml:space="default"/>
-            </w:r>
-          </w:p>
-        </w:tc>
-      </w:tr>
-      <w:tr>
-        <w:trPr>
-          <w:cantSplit/>
-        </w:trPr>
-        <w:tc>
-          <w:tcPr>
-            <w:tcBorders>
-              <w:top w:val="single" w:space="0" w:color="89D3FE"/>
-              <w:bottom w:val="single" w:space="0" w:color="89D3FE"/>
-              <w:start w:val="single" w:space="0" w:color="89D3FE"/>
-              <w:end w:val="single" w:space="0" w:color="89D3FE"/>
-            </w:tcBorders>
-          </w:tcPr>
-          <w:p>
-            <w:pPr>
-              <w:spacing w:before="0" w:after="60"/>
-              <w:keepNext/>
-              <w:jc w:val="start"/>
-            </w:pPr>
-            <w:r>
-              <w:rPr>
-                <w:rFonts w:ascii="Calibri" w:hAnsi="Calibri"/>
-                <w:sz w:val="20"/>
-              </w:rPr>
-              <w:t xml:space="default">    3</w:t>
-            </w:r>
-          </w:p>
-        </w:tc>
-        <w:tc>
-          <w:tcPr>
-            <w:tcBorders>
-              <w:top w:val="single" w:space="0" w:color="89D3FE"/>
-              <w:bottom w:val="single" w:space="0" w:color="89D3FE"/>
-              <w:start w:val="single" w:space="0" w:color="89D3FE"/>
-              <w:end w:val="single" w:space="0" w:color="89D3FE"/>
-            </w:tcBorders>
-          </w:tcPr>
-          <w:p>
-            <w:pPr>
-              <w:spacing w:before="0" w:after="60"/>
-              <w:keepNext/>
-              <w:jc w:val="center"/>
-            </w:pPr>
-            <w:r>
-              <w:rPr>
-                <w:rFonts w:ascii="Calibri" w:hAnsi="Calibri"/>
-                <w:sz w:val="20"/>
-              </w:rPr>
-              <w:t xml:space="default">270 (17%)</w:t>
-            </w:r>
-          </w:p>
-        </w:tc>
-        <w:tc>
-          <w:tcPr>
-            <w:tcBorders>
-              <w:top w:val="single" w:space="0" w:color="89D3FE"/>
-              <w:bottom w:val="single" w:space="0" w:color="89D3FE"/>
-              <w:start w:val="single" w:space="0" w:color="89D3FE"/>
-              <w:end w:val="single" w:space="0" w:color="89D3FE"/>
-            </w:tcBorders>
-          </w:tcPr>
-          <w:p>
-            <w:pPr>
-              <w:spacing w:before="0" w:after="60"/>
-              <w:keepNext/>
-              <w:jc w:val="center"/>
-            </w:pPr>
-            <w:r>
-              <w:rPr>
-                <w:rFonts w:ascii="Calibri" w:hAnsi="Calibri"/>
-                <w:sz w:val="20"/>
-              </w:rPr>
-              <w:t xml:space="default">137 (19%)</w:t>
-            </w:r>
-          </w:p>
-        </w:tc>
-        <w:tc>
-          <w:tcPr>
-            <w:tcBorders>
-              <w:top w:val="single" w:space="0" w:color="89D3FE"/>
-              <w:bottom w:val="single" w:space="0" w:color="89D3FE"/>
-              <w:start w:val="single" w:space="0" w:color="89D3FE"/>
-              <w:end w:val="single" w:space="0" w:color="89D3FE"/>
-            </w:tcBorders>
-          </w:tcPr>
-          <w:p>
-            <w:pPr>
-              <w:spacing w:before="0" w:after="60"/>
-              <w:keepNext/>
-              <w:jc w:val="center"/>
-            </w:pPr>
-            <w:r>
-              <w:rPr>
-                <w:rFonts w:ascii="Calibri" w:hAnsi="Calibri"/>
-                <w:sz w:val="20"/>
-              </w:rPr>
-              <w:t xml:space="default">133 (16%)</w:t>
-            </w:r>
-          </w:p>
-        </w:tc>
-        <w:tc>
-          <w:tcPr>
-            <w:tcBorders>
-              <w:top w:val="single" w:space="0" w:color="89D3FE"/>
-              <w:bottom w:val="single" w:space="0" w:color="89D3FE"/>
-              <w:start w:val="single" w:space="0" w:color="89D3FE"/>
-              <w:end w:val="single" w:space="0" w:color="89D3FE"/>
-            </w:tcBorders>
-          </w:tcPr>
-          <w:p>
-            <w:pPr>
-              <w:spacing w:before="0" w:after="60"/>
-              <w:keepNext/>
-              <w:jc w:val="center"/>
-            </w:pPr>
-            <w:r>
-              <w:rPr>
-                <w:rFonts w:ascii="Calibri" w:hAnsi="Calibri"/>
-                <w:sz w:val="20"/>
-              </w:rPr>
-              <w:t xml:space="default"/>
-            </w:r>
-          </w:p>
-        </w:tc>
-      </w:tr>
-      <w:tr>
-        <w:trPr>
-          <w:cantSplit/>
-        </w:trPr>
-        <w:tc>
-          <w:tcPr>
-            <w:tcBorders>
-              <w:top w:val="single" w:space="0" w:color="89D3FE"/>
-              <w:bottom w:val="single" w:space="0" w:color="89D3FE"/>
-              <w:start w:val="single" w:space="0" w:color="89D3FE"/>
-              <w:end w:val="single" w:space="0" w:color="89D3FE"/>
-            </w:tcBorders>
-          </w:tcPr>
-          <w:p>
-            <w:pPr>
-              <w:spacing w:before="0" w:after="60"/>
-              <w:keepNext/>
-              <w:jc w:val="start"/>
-            </w:pPr>
-            <w:r>
-              <w:rPr>
-                <w:rFonts w:ascii="Calibri" w:hAnsi="Calibri"/>
-                <w:sz w:val="20"/>
-              </w:rPr>
-              <w:t xml:space="default">    4</w:t>
-            </w:r>
-          </w:p>
-        </w:tc>
-        <w:tc>
-          <w:tcPr>
-            <w:tcBorders>
-              <w:top w:val="single" w:space="0" w:color="89D3FE"/>
-              <w:bottom w:val="single" w:space="0" w:color="89D3FE"/>
-              <w:start w:val="single" w:space="0" w:color="89D3FE"/>
-              <w:end w:val="single" w:space="0" w:color="89D3FE"/>
-            </w:tcBorders>
-          </w:tcPr>
-          <w:p>
-            <w:pPr>
-              <w:spacing w:before="0" w:after="60"/>
-              <w:keepNext/>
-              <w:jc w:val="center"/>
-            </w:pPr>
-            <w:r>
-              <w:rPr>
-                <w:rFonts w:ascii="Calibri" w:hAnsi="Calibri"/>
-                <w:sz w:val="20"/>
-              </w:rPr>
-              <w:t xml:space="default">406 (26%)</w:t>
-            </w:r>
-          </w:p>
-        </w:tc>
-        <w:tc>
-          <w:tcPr>
-            <w:tcBorders>
-              <w:top w:val="single" w:space="0" w:color="89D3FE"/>
-              <w:bottom w:val="single" w:space="0" w:color="89D3FE"/>
-              <w:start w:val="single" w:space="0" w:color="89D3FE"/>
-              <w:end w:val="single" w:space="0" w:color="89D3FE"/>
-            </w:tcBorders>
-          </w:tcPr>
-          <w:p>
-            <w:pPr>
-              <w:spacing w:before="0" w:after="60"/>
-              <w:keepNext/>
-              <w:jc w:val="center"/>
-            </w:pPr>
-            <w:r>
-              <w:rPr>
-                <w:rFonts w:ascii="Calibri" w:hAnsi="Calibri"/>
-                <w:sz w:val="20"/>
-              </w:rPr>
-              <w:t xml:space="default">146 (20%)</w:t>
-            </w:r>
-          </w:p>
-        </w:tc>
-        <w:tc>
-          <w:tcPr>
-            <w:tcBorders>
-              <w:top w:val="single" w:space="0" w:color="89D3FE"/>
-              <w:bottom w:val="single" w:space="0" w:color="89D3FE"/>
-              <w:start w:val="single" w:space="0" w:color="89D3FE"/>
-              <w:end w:val="single" w:space="0" w:color="89D3FE"/>
-            </w:tcBorders>
-          </w:tcPr>
-          <w:p>
-            <w:pPr>
-              <w:spacing w:before="0" w:after="60"/>
-              <w:keepNext/>
-              <w:jc w:val="center"/>
-            </w:pPr>
-            <w:r>
-              <w:rPr>
-                <w:rFonts w:ascii="Calibri" w:hAnsi="Calibri"/>
-                <w:sz w:val="20"/>
-              </w:rPr>
-              <w:t xml:space="default">260 (31%)</w:t>
-            </w:r>
-          </w:p>
-        </w:tc>
-        <w:tc>
-          <w:tcPr>
-            <w:tcBorders>
-              <w:top w:val="single" w:space="0" w:color="89D3FE"/>
-              <w:bottom w:val="single" w:space="0" w:color="89D3FE"/>
-              <w:start w:val="single" w:space="0" w:color="89D3FE"/>
-              <w:end w:val="single" w:space="0" w:color="89D3FE"/>
-            </w:tcBorders>
-          </w:tcPr>
-          <w:p>
-            <w:pPr>
-              <w:spacing w:before="0" w:after="60"/>
-              <w:keepNext/>
-              <w:jc w:val="center"/>
-            </w:pPr>
-            <w:r>
-              <w:rPr>
-                <w:rFonts w:ascii="Calibri" w:hAnsi="Calibri"/>
-                <w:sz w:val="20"/>
-              </w:rPr>
-              <w:t xml:space="default"/>
-            </w:r>
-          </w:p>
-        </w:tc>
-      </w:tr>
-      <w:tr>
-        <w:trPr>
-          <w:cantSplit/>
-        </w:trPr>
-        <w:tc>
-          <w:tcPr>
-            <w:tcBorders>
-              <w:top w:val="single" w:space="0" w:color="89D3FE"/>
-              <w:bottom w:val="single" w:space="0" w:color="89D3FE"/>
-              <w:start w:val="single" w:space="0" w:color="89D3FE"/>
-              <w:end w:val="single" w:space="0" w:color="89D3FE"/>
-            </w:tcBorders>
-          </w:tcPr>
-          <w:p>
-            <w:pPr>
-              <w:spacing w:before="0" w:after="60"/>
-              <w:keepNext/>
-              <w:jc w:val="start"/>
-            </w:pPr>
-            <w:r>
-              <w:rPr>
-                <w:rFonts w:ascii="Calibri" w:hAnsi="Calibri"/>
-                <w:sz w:val="20"/>
-              </w:rPr>
-              <w:t xml:space="default">    5</w:t>
-            </w:r>
-          </w:p>
-        </w:tc>
-        <w:tc>
-          <w:tcPr>
-            <w:tcBorders>
-              <w:top w:val="single" w:space="0" w:color="89D3FE"/>
-              <w:bottom w:val="single" w:space="0" w:color="89D3FE"/>
-              <w:start w:val="single" w:space="0" w:color="89D3FE"/>
-              <w:end w:val="single" w:space="0" w:color="89D3FE"/>
-            </w:tcBorders>
-          </w:tcPr>
-          <w:p>
-            <w:pPr>
-              <w:spacing w:before="0" w:after="60"/>
-              <w:keepNext/>
-              <w:jc w:val="center"/>
-            </w:pPr>
-            <w:r>
-              <w:rPr>
-                <w:rFonts w:ascii="Calibri" w:hAnsi="Calibri"/>
-                <w:sz w:val="20"/>
-              </w:rPr>
-              <w:t xml:space="default">400 (26%)</w:t>
-            </w:r>
-          </w:p>
-        </w:tc>
-        <w:tc>
-          <w:tcPr>
-            <w:tcBorders>
-              <w:top w:val="single" w:space="0" w:color="89D3FE"/>
-              <w:bottom w:val="single" w:space="0" w:color="89D3FE"/>
-              <w:start w:val="single" w:space="0" w:color="89D3FE"/>
-              <w:end w:val="single" w:space="0" w:color="89D3FE"/>
-            </w:tcBorders>
-          </w:tcPr>
-          <w:p>
-            <w:pPr>
-              <w:spacing w:before="0" w:after="60"/>
-              <w:keepNext/>
-              <w:jc w:val="center"/>
-            </w:pPr>
-            <w:r>
-              <w:rPr>
-                <w:rFonts w:ascii="Calibri" w:hAnsi="Calibri"/>
-                <w:sz w:val="20"/>
-              </w:rPr>
-              <w:t xml:space="default">66 (9.1%)</w:t>
-            </w:r>
-          </w:p>
-        </w:tc>
-        <w:tc>
-          <w:tcPr>
-            <w:tcBorders>
-              <w:top w:val="single" w:space="0" w:color="89D3FE"/>
-              <w:bottom w:val="single" w:space="0" w:color="89D3FE"/>
-              <w:start w:val="single" w:space="0" w:color="89D3FE"/>
-              <w:end w:val="single" w:space="0" w:color="89D3FE"/>
-            </w:tcBorders>
-          </w:tcPr>
-          <w:p>
-            <w:pPr>
-              <w:spacing w:before="0" w:after="60"/>
-              <w:keepNext/>
-              <w:jc w:val="center"/>
-            </w:pPr>
-            <w:r>
-              <w:rPr>
-                <w:rFonts w:ascii="Calibri" w:hAnsi="Calibri"/>
-                <w:sz w:val="20"/>
-              </w:rPr>
-              <w:t xml:space="default">334 (40%)</w:t>
-            </w:r>
-          </w:p>
-        </w:tc>
-        <w:tc>
-          <w:tcPr>
-            <w:tcBorders>
-              <w:top w:val="single" w:space="0" w:color="89D3FE"/>
-              <w:bottom w:val="single" w:space="0" w:color="89D3FE"/>
-              <w:start w:val="single" w:space="0" w:color="89D3FE"/>
-              <w:end w:val="single" w:space="0" w:color="89D3FE"/>
-            </w:tcBorders>
-          </w:tcPr>
-          <w:p>
-            <w:pPr>
-              <w:spacing w:before="0" w:after="60"/>
-              <w:keepNext/>
-              <w:jc w:val="center"/>
-            </w:pPr>
-            <w:r>
-              <w:rPr>
-                <w:rFonts w:ascii="Calibri" w:hAnsi="Calibri"/>
-                <w:sz w:val="20"/>
-              </w:rPr>
-              <w:t xml:space="default"/>
-            </w:r>
-          </w:p>
-        </w:tc>
-      </w:tr>
-      <w:tr>
-        <w:trPr>
-          <w:cantSplit/>
-        </w:trPr>
-        <w:tc>
-          <w:tcPr>
-            <w:tcBorders>
-              <w:top w:val="single" w:space="0" w:color="89D3FE"/>
-              <w:bottom w:val="single" w:space="0" w:color="89D3FE"/>
-              <w:start w:val="single" w:space="0" w:color="89D3FE"/>
-              <w:end w:val="single" w:space="0" w:color="89D3FE"/>
-            </w:tcBorders>
-          </w:tcPr>
-          <w:p>
-            <w:pPr>
-              <w:spacing w:before="0" w:after="60"/>
-              <w:keepNext/>
-              <w:jc w:val="start"/>
-            </w:pPr>
-            <w:r>
-              <w:rPr>
-                <w:rFonts w:ascii="Calibri" w:hAnsi="Calibri"/>
-                <w:sz w:val="20"/>
-                <w:b w:val="true"/>
-              </w:rPr>
-              <w:t xml:space="default">id_causa</w:t>
+              <w:t xml:space="default">Identificación con la causa indígena</w:t>
             </w:r>
           </w:p>
         </w:tc>
